--- a/Job Hunt 2026/2026-09-16 - A1 Garage Door Service - Creative Services Manager/Job Description & Company Research - A1 Garage Door Service.docx
+++ b/Job Hunt 2026/2026-09-16 - A1 Garage Door Service - Creative Services Manager/Job Description & Company Research - A1 Garage Door Service.docx
@@ -44,7 +44,7 @@
         </w:rPr>
         <w:t xml:space="preserve">APPLY:  </w:t>
       </w:r>
-      <w:hyperlink w:history="1" r:id="rIdeif2zeins-hmuv4gsj820">
+      <w:hyperlink w:history="1" r:id="rIdwachyc_92qzycifozqfcb">
         <w:r>
           <w:rPr>
             <w:rFonts w:ascii="Calibri" w:cs="Calibri" w:eastAsia="Calibri" w:hAnsi="Calibri"/>
@@ -1415,7 +1415,7 @@
           <w:sz w:val="21"/>
           <w:szCs w:val="21"/>
         </w:rPr>
-        <w:t xml:space="preserve">A1 Garage Door Service is a garage door repair and installation company. In its own posting it calls itself "the national leader in garage door repair and installation" and says it is "expanding our in-house creative and digital communication capabilities." On 2026-10-14, ZipRecruiter showed two A1 openings, both full-time and on-site in Phoenix, AZ: a Senior Manager, Marketing Strategy &amp; Operations (listed at $120,000-$140,000, posted about 17 days earlier) and a Garage Door Technician Apprentice ($60,000-$90,000). Both list medical, vision, dental, paid time off and retirement benefits. Earlier saved notes say A1 was founded in Phoenix and is headquartered there. That was not re-checked this run. IMPORTANT LIMIT: the shared web-search allowance for this run ran out before any searches for this employer could run. Glassdoor, Indeed and Reddit reviews were not checked, so nothing here describes what employees say about working at A1. Everything below comes from A1's job listings, not from employee reviews.</w:t>
+        <w:t xml:space="preserve">A1 Garage Door Service is a residential garage door repair and installation company. Tommy Mello founded it in 2007, and it is based in Phoenix, Arizona. It finds customers through direct-to-consumer marketing across many channels. A third-party listing says it has 54+ locations in 15+ states. It has bought regional brands, including Ideal Garage Doors, Don's Garage, Garage Door Doctor and Welborn Garage Doors. Cortec Group made a growth investment in December 2022. On September 2, 2026, Reuters reported that KKR had agreed to buy A1 for about $2 billion. I found no closing announcement, so treat the deal as pending or unconfirmed. Great Place To Work lists 1,038 US employees. A data-broker estimate of about 142 employees, with about 7 in marketing, conflicts with that and looks out of date. Most employee reviews on Glassdoor and Indeed cover the whole company and come mainly from technicians, sales staff and call-center workers. Only a few reviews are about marketing, so evidence on the team Joshua would join is thin. The Indeed company-data tool failed to connect, so the Indeed figures below come from search-result snippets.</w:t>
       </w:r>
     </w:p>
     <w:p>
@@ -1441,23 +1441,55 @@
       <w:r>
         <w:rPr>
           <w:rFonts w:ascii="Calibri" w:cs="Calibri" w:eastAsia="Calibri" w:hAnsi="Calibri"/>
-          <w:color w:val="1A1A1A"/>
-          <w:sz w:val="21"/>
-          <w:szCs w:val="21"/>
-        </w:rPr>
-        <w:t xml:space="preserve">Not checked this run. The web-search limit was reached before this employer's searches ran, and Glassdoor cannot be reached directly from this environment. No rating or review count is reported. Joshua should look at Glassdoor himself before interviewing.</w:t>
-      </w:r>
-    </w:p>
-    <w:p>
-      <w:pPr>
-        <w:spacing w:after="60" w:before="180"/>
-      </w:pPr>
-      <w:r>
-        <w:rPr>
-          <w:rFonts w:ascii="Calibri" w:cs="Calibri" w:eastAsia="Calibri" w:hAnsi="Calibri"/>
           <w:b/>
           <w:bCs/>
           <w:color w:val="1A1A1A"/>
+          <w:sz w:val="21"/>
+          <w:szCs w:val="21"/>
+        </w:rPr>
+        <w:t xml:space="preserve">4.7 out of 5 (company-wide); Phoenix location 4.5 out of 5 from 90 reviews (306)  </w:t>
+      </w:r>
+      <w:r>
+        <w:rPr>
+          <w:rFonts w:ascii="Calibri" w:cs="Calibri" w:eastAsia="Calibri" w:hAnsi="Calibri"/>
+          <w:color w:val="1A1A1A"/>
+          <w:sz w:val="21"/>
+          <w:szCs w:val="21"/>
+        </w:rPr>
+        <w:t xml:space="preserve">These are company-wide reviews, and most come from field technicians. 95% of reviewers would recommend A1 to a friend. Reviewers praise training (one describes a month at the company academy with expenses paid), pay after the first few months, benefits and team culture. The cons are low or commission-only pay at the start, long hours (one reviewer calls a 40-hour week the minimum), limited parking at the new building, and one line about marketing: 'There is a lot of possibility for the marketing department but not with current leadership.' That review's date is unknown. Older Oklahoma City reviews mention micromanaging. Reviews from Phoenix headquarters (4.5) score a little lower than the company as a whole (4.7).</w:t>
+      </w:r>
+      <w:r>
+        <w:rPr>
+          <w:rFonts w:ascii="Calibri" w:cs="Calibri" w:eastAsia="Calibri" w:hAnsi="Calibri"/>
+          <w:color w:val="1A1A1A"/>
+          <w:sz w:val="21"/>
+          <w:szCs w:val="21"/>
+        </w:rPr>
+        <w:t xml:space="preserve"> </w:t>
+      </w:r>
+      <w:hyperlink w:history="1" r:id="rIdodnlf3g3p0uwnpfabms_t">
+        <w:r>
+          <w:rPr>
+            <w:rFonts w:ascii="Calibri" w:cs="Calibri" w:eastAsia="Calibri" w:hAnsi="Calibri"/>
+            <w:color w:val="1A4D8F"/>
+            <w:sz w:val="21"/>
+            <w:szCs w:val="21"/>
+            <w:u w:val="single"/>
+          </w:rPr>
+          <w:t xml:space="preserve">Source</w:t>
+        </w:r>
+      </w:hyperlink>
+    </w:p>
+    <w:p>
+      <w:pPr>
+        <w:spacing w:after="60" w:before="180"/>
+      </w:pPr>
+      <w:r>
+        <w:rPr>
+          <w:rFonts w:ascii="Calibri" w:cs="Calibri" w:eastAsia="Calibri" w:hAnsi="Calibri"/>
+          <w:b/>
+          <w:bCs/>
+          <w:color w:val="1A1A1A"/>
           <w:sz w:val="23"/>
           <w:szCs w:val="23"/>
         </w:rPr>
@@ -1471,23 +1503,55 @@
       <w:r>
         <w:rPr>
           <w:rFonts w:ascii="Calibri" w:cs="Calibri" w:eastAsia="Calibri" w:hAnsi="Calibri"/>
-          <w:color w:val="1A1A1A"/>
-          <w:sz w:val="21"/>
-          <w:szCs w:val="21"/>
-        </w:rPr>
-        <w:t xml:space="preserve">Not checked this run. The Indeed connector failed to connect (rate-limited) and the web-search limit was reached. No rating is reported.</w:t>
-      </w:r>
-    </w:p>
-    <w:p>
-      <w:pPr>
-        <w:spacing w:after="60" w:before="180"/>
-      </w:pPr>
-      <w:r>
-        <w:rPr>
-          <w:rFonts w:ascii="Calibri" w:cs="Calibri" w:eastAsia="Calibri" w:hAnsi="Calibri"/>
           <w:b/>
           <w:bCs/>
           <w:color w:val="1A1A1A"/>
+          <w:sz w:val="21"/>
+          <w:szCs w:val="21"/>
+        </w:rPr>
+        <w:t xml:space="preserve">About 4.3-4.4 out of 5 from about 267-290 reviews (the count differs between search snapshots). Sub-ratings: work-life balance 4.2, pay and benefits 4.3, job security and advancement 4.3, management 4.4, culture 4.4.  </w:t>
+      </w:r>
+      <w:r>
+        <w:rPr>
+          <w:rFonts w:ascii="Calibri" w:cs="Calibri" w:eastAsia="Calibri" w:hAnsi="Calibri"/>
+          <w:color w:val="1A1A1A"/>
+          <w:sz w:val="21"/>
+          <w:szCs w:val="21"/>
+        </w:rPr>
+        <w:t xml:space="preserve">These are company-wide reviews, with Phoenix the largest location (83 reviews). Reviewers praise training, helpful coworkers and leaders who care. The complaints are sales-driven pay and pressure to upsell (field roles), weekly pay swings for technicians, and long hours. Some 2026 reviews allege favoritism in salary, bonuses and PTO, and one says HR let retaliation reports go unaddressed. One recent review says management works people hard and offers no job security. There is a Marketing Manager filter. Reviews there from 2026 are positive ('Fast-paced and fun', a chance to build new processes). A 2023 review from a former Area Marketing Project Manager rated the company 2.0 and blamed marketing leadership. The marketing sample is small. One summary of the search results says reviews from 2020-2022 were more positive than those from 2023-2026.</w:t>
+      </w:r>
+      <w:r>
+        <w:rPr>
+          <w:rFonts w:ascii="Calibri" w:cs="Calibri" w:eastAsia="Calibri" w:hAnsi="Calibri"/>
+          <w:color w:val="1A1A1A"/>
+          <w:sz w:val="21"/>
+          <w:szCs w:val="21"/>
+        </w:rPr>
+        <w:t xml:space="preserve"> </w:t>
+      </w:r>
+      <w:hyperlink w:history="1" r:id="rIdkhgex_mzpmedzeshgmtsf">
+        <w:r>
+          <w:rPr>
+            <w:rFonts w:ascii="Calibri" w:cs="Calibri" w:eastAsia="Calibri" w:hAnsi="Calibri"/>
+            <w:color w:val="1A4D8F"/>
+            <w:sz w:val="21"/>
+            <w:szCs w:val="21"/>
+            <w:u w:val="single"/>
+          </w:rPr>
+          <w:t xml:space="preserve">Source</w:t>
+        </w:r>
+      </w:hyperlink>
+    </w:p>
+    <w:p>
+      <w:pPr>
+        <w:spacing w:after="60" w:before="180"/>
+      </w:pPr>
+      <w:r>
+        <w:rPr>
+          <w:rFonts w:ascii="Calibri" w:cs="Calibri" w:eastAsia="Calibri" w:hAnsi="Calibri"/>
+          <w:b/>
+          <w:bCs/>
+          <w:color w:val="1A1A1A"/>
           <w:sz w:val="23"/>
           <w:szCs w:val="23"/>
         </w:rPr>
@@ -1496,17 +1560,29 @@
     </w:p>
     <w:p>
       <w:pPr>
-        <w:spacing w:after="100" w:line="264"/>
-      </w:pPr>
-      <w:r>
-        <w:rPr>
-          <w:rFonts w:ascii="Calibri" w:cs="Calibri" w:eastAsia="Calibri" w:hAnsi="Calibri"/>
-          <w:color w:val="1A1A1A"/>
-          <w:sz w:val="21"/>
-          <w:szCs w:val="21"/>
-        </w:rPr>
-        <w:t xml:space="preserve">Not checked this run because the web-search limit was reached. No threads are reported.</w:t>
-      </w:r>
+        <w:spacing w:after="100"/>
+      </w:pPr>
+      <w:r>
+        <w:rPr>
+          <w:rFonts w:ascii="Calibri" w:cs="Calibri" w:eastAsia="Calibri" w:hAnsi="Calibri"/>
+          <w:color w:val="1A1A1A"/>
+          <w:sz w:val="21"/>
+          <w:szCs w:val="21"/>
+        </w:rPr>
+        <w:t xml:space="preserve">Reddit could not be searched for this sheet: Reddit blocks the automated search Claude uses. Open the link to read what people say there. </w:t>
+      </w:r>
+      <w:hyperlink w:history="1" r:id="rId5cndruu8aqvzquxkvacmm">
+        <w:r>
+          <w:rPr>
+            <w:rFonts w:ascii="Calibri" w:cs="Calibri" w:eastAsia="Calibri" w:hAnsi="Calibri"/>
+            <w:color w:val="1A4D8F"/>
+            <w:sz w:val="21"/>
+            <w:szCs w:val="21"/>
+            <w:u w:val="single"/>
+          </w:rPr>
+          <w:t xml:space="preserve">Search Reddit for A1 Garage Door Service</w:t>
+        </w:r>
+      </w:hyperlink>
     </w:p>
     <w:p>
       <w:pPr>
@@ -1559,7 +1635,7 @@
           <w:sz w:val="21"/>
           <w:szCs w:val="21"/>
         </w:rPr>
-        <w:t xml:space="preserve">Standard benefits are listed. A1's Phoenix listings on ZipRecruiter show medical, vision, dental, paid time off and retirement. This comes from job listings, not employee reviews.</w:t>
+        <w:t xml:space="preserve">Employees rate the company well overall: 4.7/5 on Glassdoor from 306 reviews (95% would recommend) and about 4.3-4.4/5 on Indeed from about 267-290 reviews. These are company-wide numbers, driven mostly by technicians and sales staff, not marketing.</w:t>
       </w:r>
       <w:r>
         <w:rPr>
@@ -1570,7 +1646,7 @@
         </w:rPr>
         <w:t xml:space="preserve"> </w:t>
       </w:r>
-      <w:hyperlink w:history="1" r:id="rId3od7poiabnuskuhqx8vwc">
+      <w:hyperlink w:history="1" r:id="rId2nipfr0dvka2qjvdbq3hg">
         <w:r>
           <w:rPr>
             <w:rFonts w:ascii="Calibri" w:cs="Calibri" w:eastAsia="Calibri" w:hAnsi="Calibri"/>
@@ -1590,7 +1666,7 @@
         </w:rPr>
         <w:t xml:space="preserve"> </w:t>
       </w:r>
-      <w:hyperlink w:history="1" r:id="rIdnea9jchnrz9bgaf_uyt5o">
+      <w:hyperlink w:history="1" r:id="rIdvh70gdkszra1elmyjdmuy">
         <w:r>
           <w:rPr>
             <w:rFonts w:ascii="Calibri" w:cs="Calibri" w:eastAsia="Calibri" w:hAnsi="Calibri"/>
@@ -1618,7 +1694,7 @@
           <w:sz w:val="21"/>
           <w:szCs w:val="21"/>
         </w:rPr>
-        <w:t xml:space="preserve">Marketing is being built out. A second marketing leadership role, Senior Manager, Marketing Strategy &amp; Operations in Phoenix, was open in late September. That matches the posting's claim that the in-house creative team is growing.</w:t>
+        <w:t xml:space="preserve">Training is the strength reviewers mention most often, across sites and locations. They cite a paid academy, the tools and support new hires get, and coworkers who answer questions.</w:t>
       </w:r>
       <w:r>
         <w:rPr>
@@ -1629,7 +1705,7 @@
         </w:rPr>
         <w:t xml:space="preserve"> </w:t>
       </w:r>
-      <w:hyperlink w:history="1" r:id="rIdcrgkxbtfhetkzjgrtuuvj">
+      <w:hyperlink w:history="1" r:id="rIdmhckyfv73v5lzlncfk7rx">
         <w:r>
           <w:rPr>
             <w:rFonts w:ascii="Calibri" w:cs="Calibri" w:eastAsia="Calibri" w:hAnsi="Calibri"/>
@@ -1649,7 +1725,7 @@
         </w:rPr>
         <w:t xml:space="preserve"> </w:t>
       </w:r>
-      <w:hyperlink w:history="1" r:id="rIdp_h8zgfey40fsg1c5wh7u">
+      <w:hyperlink w:history="1" r:id="rIdm_jotvexzrle0ls29tlaw">
         <w:r>
           <w:rPr>
             <w:rFonts w:ascii="Calibri" w:cs="Calibri" w:eastAsia="Calibri" w:hAnsi="Calibri"/>
@@ -1677,7 +1753,7 @@
           <w:sz w:val="21"/>
           <w:szCs w:val="21"/>
         </w:rPr>
-        <w:t xml:space="preserve">Marketing leadership pay looks solid. The more senior marketing role lists $120,000-$140,000. That gives Joshua an anchor when he asks for the Creative Services Manager range, which will probably be lower.</w:t>
+        <w:t xml:space="preserve">Great Place To Work certified A1 in February 2026, its first year in the program: 87% of surveyed employees called it a great place to work, against a 57% US average. AZ Big Media also named it one of Arizona's Most Admired Companies of 2026. A third party ran the survey, but A1 chose to take part and announced the result itself.</w:t>
       </w:r>
       <w:r>
         <w:rPr>
@@ -1688,7 +1764,7 @@
         </w:rPr>
         <w:t xml:space="preserve"> </w:t>
       </w:r>
-      <w:hyperlink w:history="1" r:id="rIdqipuycuyslypa6xpjalhl">
+      <w:hyperlink w:history="1" r:id="rIdkimgck_ezlypz2mkyd-i1">
         <w:r>
           <w:rPr>
             <w:rFonts w:ascii="Calibri" w:cs="Calibri" w:eastAsia="Calibri" w:hAnsi="Calibri"/>
@@ -1699,25 +1775,6 @@
           <w:t xml:space="preserve">[1]</w:t>
         </w:r>
       </w:hyperlink>
-    </w:p>
-    <w:p>
-      <w:pPr>
-        <w:pStyle w:val="ListParagraph"/>
-        <w:numPr>
-          <w:ilvl w:val="0"/>
-          <w:numId w:val="2"/>
-        </w:numPr>
-        <w:spacing w:after="50" w:line="259"/>
-      </w:pPr>
-      <w:r>
-        <w:rPr>
-          <w:rFonts w:ascii="Calibri" w:cs="Calibri" w:eastAsia="Calibri" w:hAnsi="Calibri"/>
-          <w:color w:val="1A1A1A"/>
-          <w:sz w:val="21"/>
-          <w:szCs w:val="21"/>
-        </w:rPr>
-        <w:t xml:space="preserve">The jobs appear to be local. Both A1 listings returned are in Phoenix, AZ, which points to this role being in the Valley and a commutable distance from Mesa. Confirm this, because the posting itself gives no location.</w:t>
-      </w:r>
       <w:r>
         <w:rPr>
           <w:rFonts w:ascii="Calibri" w:cs="Calibri" w:eastAsia="Calibri" w:hAnsi="Calibri"/>
@@ -1727,7 +1784,7 @@
         </w:rPr>
         <w:t xml:space="preserve"> </w:t>
       </w:r>
-      <w:hyperlink w:history="1" r:id="rIdmyfkwaznsgdpun0tmbeb-">
+      <w:hyperlink w:history="1" r:id="rIdhem5cmmvikggqj0kri3pk">
         <w:r>
           <w:rPr>
             <w:rFonts w:ascii="Calibri" w:cs="Calibri" w:eastAsia="Calibri" w:hAnsi="Calibri"/>
@@ -1735,7 +1792,204 @@
             <w:sz w:val="17"/>
             <w:szCs w:val="17"/>
           </w:rPr>
+          <w:t xml:space="preserve">[2]</w:t>
+        </w:r>
+      </w:hyperlink>
+    </w:p>
+    <w:p>
+      <w:pPr>
+        <w:pStyle w:val="ListParagraph"/>
+        <w:numPr>
+          <w:ilvl w:val="0"/>
+          <w:numId w:val="2"/>
+        </w:numPr>
+        <w:spacing w:after="50" w:line="259"/>
+      </w:pPr>
+      <w:r>
+        <w:rPr>
+          <w:rFonts w:ascii="Calibri" w:cs="Calibri" w:eastAsia="Calibri" w:hAnsi="Calibri"/>
+          <w:color w:val="1A1A1A"/>
+          <w:sz w:val="21"/>
+          <w:szCs w:val="21"/>
+        </w:rPr>
+        <w:t xml:space="preserve">Recent reviews from marketing staff are positive. 2026 Marketing Manager reviews on Indeed describe the work as fast-paced and fun, with room to build new processes. The sample is small.</w:t>
+      </w:r>
+      <w:r>
+        <w:rPr>
+          <w:rFonts w:ascii="Calibri" w:cs="Calibri" w:eastAsia="Calibri" w:hAnsi="Calibri"/>
+          <w:color w:val="1A1A1A"/>
+          <w:sz w:val="21"/>
+          <w:szCs w:val="21"/>
+        </w:rPr>
+        <w:t xml:space="preserve"> </w:t>
+      </w:r>
+      <w:hyperlink w:history="1" r:id="rIdujccfklzeokvxifov_x0y">
+        <w:r>
+          <w:rPr>
+            <w:rFonts w:ascii="Calibri" w:cs="Calibri" w:eastAsia="Calibri" w:hAnsi="Calibri"/>
+            <w:color w:val="1A4D8F"/>
+            <w:sz w:val="17"/>
+            <w:szCs w:val="17"/>
+          </w:rPr>
           <w:t xml:space="preserve">[1]</w:t>
+        </w:r>
+      </w:hyperlink>
+    </w:p>
+    <w:p>
+      <w:pPr>
+        <w:pStyle w:val="ListParagraph"/>
+        <w:numPr>
+          <w:ilvl w:val="0"/>
+          <w:numId w:val="2"/>
+        </w:numPr>
+        <w:spacing w:after="50" w:line="259"/>
+      </w:pPr>
+      <w:r>
+        <w:rPr>
+          <w:rFonts w:ascii="Calibri" w:cs="Calibri" w:eastAsia="Calibri" w:hAnsi="Calibri"/>
+          <w:color w:val="1A1A1A"/>
+          <w:sz w:val="21"/>
+          <w:szCs w:val="21"/>
+        </w:rPr>
+        <w:t xml:space="preserve">Marketing matters to the business: A1 depends on direct-to-consumer marketing across many channels. A posting found through search says A1 is expanding its in-house creative and digital communications (pay listed at $105K-$110K, exact title not confirmed). A separate posting covers marketing for acquired brands at $125K-$140K. Both point to real creative work and budget.</w:t>
+      </w:r>
+      <w:r>
+        <w:rPr>
+          <w:rFonts w:ascii="Calibri" w:cs="Calibri" w:eastAsia="Calibri" w:hAnsi="Calibri"/>
+          <w:color w:val="1A1A1A"/>
+          <w:sz w:val="21"/>
+          <w:szCs w:val="21"/>
+        </w:rPr>
+        <w:t xml:space="preserve"> </w:t>
+      </w:r>
+      <w:hyperlink w:history="1" r:id="rId3o5rum76om5vzk5mxn5vr">
+        <w:r>
+          <w:rPr>
+            <w:rFonts w:ascii="Calibri" w:cs="Calibri" w:eastAsia="Calibri" w:hAnsi="Calibri"/>
+            <w:color w:val="1A4D8F"/>
+            <w:sz w:val="17"/>
+            <w:szCs w:val="17"/>
+          </w:rPr>
+          <w:t xml:space="preserve">[1]</w:t>
+        </w:r>
+      </w:hyperlink>
+      <w:r>
+        <w:rPr>
+          <w:rFonts w:ascii="Calibri" w:cs="Calibri" w:eastAsia="Calibri" w:hAnsi="Calibri"/>
+          <w:color w:val="1A1A1A"/>
+          <w:sz w:val="21"/>
+          <w:szCs w:val="21"/>
+        </w:rPr>
+        <w:t xml:space="preserve"> </w:t>
+      </w:r>
+      <w:hyperlink w:history="1" r:id="rIduvx9pf-qfzmtaygnziuat">
+        <w:r>
+          <w:rPr>
+            <w:rFonts w:ascii="Calibri" w:cs="Calibri" w:eastAsia="Calibri" w:hAnsi="Calibri"/>
+            <w:color w:val="1A4D8F"/>
+            <w:sz w:val="17"/>
+            <w:szCs w:val="17"/>
+          </w:rPr>
+          <w:t xml:space="preserve">[2]</w:t>
+        </w:r>
+      </w:hyperlink>
+      <w:r>
+        <w:rPr>
+          <w:rFonts w:ascii="Calibri" w:cs="Calibri" w:eastAsia="Calibri" w:hAnsi="Calibri"/>
+          <w:color w:val="1A1A1A"/>
+          <w:sz w:val="21"/>
+          <w:szCs w:val="21"/>
+        </w:rPr>
+        <w:t xml:space="preserve"> </w:t>
+      </w:r>
+      <w:hyperlink w:history="1" r:id="rIdkfzxaxh4y5sbzkitsyiir">
+        <w:r>
+          <w:rPr>
+            <w:rFonts w:ascii="Calibri" w:cs="Calibri" w:eastAsia="Calibri" w:hAnsi="Calibri"/>
+            <w:color w:val="1A4D8F"/>
+            <w:sz w:val="17"/>
+            <w:szCs w:val="17"/>
+          </w:rPr>
+          <w:t xml:space="preserve">[3]</w:t>
+        </w:r>
+      </w:hyperlink>
+    </w:p>
+    <w:p>
+      <w:pPr>
+        <w:pStyle w:val="ListParagraph"/>
+        <w:numPr>
+          <w:ilvl w:val="0"/>
+          <w:numId w:val="2"/>
+        </w:numPr>
+        <w:spacing w:after="50" w:line="259"/>
+      </w:pPr>
+      <w:r>
+        <w:rPr>
+          <w:rFonts w:ascii="Calibri" w:cs="Calibri" w:eastAsia="Calibri" w:hAnsi="Calibri"/>
+          <w:color w:val="1A1A1A"/>
+          <w:sz w:val="21"/>
+          <w:szCs w:val="21"/>
+        </w:rPr>
+        <w:t xml:space="preserve">Leadership talks about culture in public and works on it. The founder calls staff 'coworkers' or 'team' and promotes a shared-success philosophy on industry podcasts. Reviewers mention camaraderie and internal promotion. Some of this is company framing (one source is sponsored content).</w:t>
+      </w:r>
+      <w:r>
+        <w:rPr>
+          <w:rFonts w:ascii="Calibri" w:cs="Calibri" w:eastAsia="Calibri" w:hAnsi="Calibri"/>
+          <w:color w:val="1A1A1A"/>
+          <w:sz w:val="21"/>
+          <w:szCs w:val="21"/>
+        </w:rPr>
+        <w:t xml:space="preserve"> </w:t>
+      </w:r>
+      <w:hyperlink w:history="1" r:id="rIdqgnkj7-yz57_rs8uujl1_">
+        <w:r>
+          <w:rPr>
+            <w:rFonts w:ascii="Calibri" w:cs="Calibri" w:eastAsia="Calibri" w:hAnsi="Calibri"/>
+            <w:color w:val="1A4D8F"/>
+            <w:sz w:val="17"/>
+            <w:szCs w:val="17"/>
+          </w:rPr>
+          <w:t xml:space="preserve">[1]</w:t>
+        </w:r>
+      </w:hyperlink>
+      <w:r>
+        <w:rPr>
+          <w:rFonts w:ascii="Calibri" w:cs="Calibri" w:eastAsia="Calibri" w:hAnsi="Calibri"/>
+          <w:color w:val="1A1A1A"/>
+          <w:sz w:val="21"/>
+          <w:szCs w:val="21"/>
+        </w:rPr>
+        <w:t xml:space="preserve"> </w:t>
+      </w:r>
+      <w:hyperlink w:history="1" r:id="rIdzr8q95we3d4fyw1pc_skq">
+        <w:r>
+          <w:rPr>
+            <w:rFonts w:ascii="Calibri" w:cs="Calibri" w:eastAsia="Calibri" w:hAnsi="Calibri"/>
+            <w:color w:val="1A4D8F"/>
+            <w:sz w:val="17"/>
+            <w:szCs w:val="17"/>
+          </w:rPr>
+          <w:t xml:space="preserve">[2]</w:t>
+        </w:r>
+      </w:hyperlink>
+      <w:r>
+        <w:rPr>
+          <w:rFonts w:ascii="Calibri" w:cs="Calibri" w:eastAsia="Calibri" w:hAnsi="Calibri"/>
+          <w:color w:val="1A1A1A"/>
+          <w:sz w:val="21"/>
+          <w:szCs w:val="21"/>
+        </w:rPr>
+        <w:t xml:space="preserve"> </w:t>
+      </w:r>
+      <w:hyperlink w:history="1" r:id="rIdpygg-cmygxzlysux2gbar">
+        <w:r>
+          <w:rPr>
+            <w:rFonts w:ascii="Calibri" w:cs="Calibri" w:eastAsia="Calibri" w:hAnsi="Calibri"/>
+            <w:color w:val="1A4D8F"/>
+            <w:sz w:val="17"/>
+            <w:szCs w:val="17"/>
+          </w:rPr>
+          <w:t xml:space="preserve">[3]</w:t>
         </w:r>
       </w:hyperlink>
     </w:p>
@@ -1771,7 +2025,7 @@
           <w:sz w:val="21"/>
           <w:szCs w:val="21"/>
         </w:rPr>
-        <w:t xml:space="preserve">The work is on-site only. Every A1 listing returned is on-site, and this posting requires in-person work 4-5 days a week, so there is no remote flexibility.</w:t>
+        <w:t xml:space="preserve">The marketing department's leadership has drawn specific criticism. A former Area Marketing Project Manager rated A1 2.0 in 2023 and blamed marketing leadership. A Glassdoor con says there is potential in marketing 'but not with current leadership.' This is a small sample and may be out of date, but it is the only evidence about the team itself.</w:t>
       </w:r>
       <w:r>
         <w:rPr>
@@ -1782,7 +2036,7 @@
         </w:rPr>
         <w:t xml:space="preserve"> </w:t>
       </w:r>
-      <w:hyperlink w:history="1" r:id="rIdd-sibdjldzfxxrvkdcfih">
+      <w:hyperlink w:history="1" r:id="rIdv315q6cqjxugwnxo-8trk">
         <w:r>
           <w:rPr>
             <w:rFonts w:ascii="Calibri" w:cs="Calibri" w:eastAsia="Calibri" w:hAnsi="Calibri"/>
@@ -1793,25 +2047,6 @@
           <w:t xml:space="preserve">[1]</w:t>
         </w:r>
       </w:hyperlink>
-    </w:p>
-    <w:p>
-      <w:pPr>
-        <w:pStyle w:val="ListParagraph"/>
-        <w:numPr>
-          <w:ilvl w:val="0"/>
-          <w:numId w:val="2"/>
-        </w:numPr>
-        <w:spacing w:after="50" w:line="259"/>
-      </w:pPr>
-      <w:r>
-        <w:rPr>
-          <w:rFonts w:ascii="Calibri" w:cs="Calibri" w:eastAsia="Calibri" w:hAnsi="Calibri"/>
-          <w:color w:val="1A1A1A"/>
-          <w:sz w:val="21"/>
-          <w:szCs w:val="21"/>
-        </w:rPr>
-        <w:t xml:space="preserve">It could not be confirmed that the posting is still open. The Creative Services Manager role did not appear on ZipRecruiter or Dice on 2026-10-14. It may have closed, or it may be posted only on A1's own site, Indeed or LinkedIn.</w:t>
-      </w:r>
       <w:r>
         <w:rPr>
           <w:rFonts w:ascii="Calibri" w:cs="Calibri" w:eastAsia="Calibri" w:hAnsi="Calibri"/>
@@ -1821,7 +2056,7 @@
         </w:rPr>
         <w:t xml:space="preserve"> </w:t>
       </w:r>
-      <w:hyperlink w:history="1" r:id="rIdxns4gr-cgzh1s1jtsad6y">
+      <w:hyperlink w:history="1" r:id="rIdw4mgae7uomme8qrosdh-v">
         <w:r>
           <w:rPr>
             <w:rFonts w:ascii="Calibri" w:cs="Calibri" w:eastAsia="Calibri" w:hAnsi="Calibri"/>
@@ -1829,27 +2064,27 @@
             <w:sz w:val="17"/>
             <w:szCs w:val="17"/>
           </w:rPr>
-          <w:t xml:space="preserve">[1]</w:t>
-        </w:r>
-      </w:hyperlink>
-    </w:p>
-    <w:p>
-      <w:pPr>
-        <w:pStyle w:val="ListParagraph"/>
-        <w:numPr>
-          <w:ilvl w:val="0"/>
-          <w:numId w:val="2"/>
-        </w:numPr>
-        <w:spacing w:after="50" w:line="259"/>
-      </w:pPr>
-      <w:r>
-        <w:rPr>
-          <w:rFonts w:ascii="Calibri" w:cs="Calibri" w:eastAsia="Calibri" w:hAnsi="Calibri"/>
-          <w:color w:val="1A1A1A"/>
-          <w:sz w:val="21"/>
-          <w:szCs w:val="21"/>
-        </w:rPr>
-        <w:t xml:space="preserve">The marketing structure is still taking shape. A1 is hiring a Senior Manager, Marketing Strategy &amp; Operations at the same time as this role, which reports to the Head of Content. Ask how the two roles relate, who owns creative priorities, and how big the existing team is.</w:t>
+          <w:t xml:space="preserve">[2]</w:t>
+        </w:r>
+      </w:hyperlink>
+    </w:p>
+    <w:p>
+      <w:pPr>
+        <w:pStyle w:val="ListParagraph"/>
+        <w:numPr>
+          <w:ilvl w:val="0"/>
+          <w:numId w:val="2"/>
+        </w:numPr>
+        <w:spacing w:after="50" w:line="259"/>
+      </w:pPr>
+      <w:r>
+        <w:rPr>
+          <w:rFonts w:ascii="Calibri" w:cs="Calibri" w:eastAsia="Calibri" w:hAnsi="Calibri"/>
+          <w:color w:val="1A1A1A"/>
+          <w:sz w:val="21"/>
+          <w:szCs w:val="21"/>
+        </w:rPr>
+        <w:t xml:space="preserve">Some 2026 Indeed reviews allege favoritism in salary, bonuses and PTO, and one says HR let retaliation reports go unaddressed. Another recent review says management works people hard and offers no job security.</w:t>
       </w:r>
       <w:r>
         <w:rPr>
@@ -1860,7 +2095,7 @@
         </w:rPr>
         <w:t xml:space="preserve"> </w:t>
       </w:r>
-      <w:hyperlink w:history="1" r:id="rId-g1k9vjzppthitec5lnhk">
+      <w:hyperlink w:history="1" r:id="rIdeucpheprvrn5kstrmm9vr">
         <w:r>
           <w:rPr>
             <w:rFonts w:ascii="Calibri" w:cs="Calibri" w:eastAsia="Calibri" w:hAnsi="Calibri"/>
@@ -1871,6 +2106,342 @@
           <w:t xml:space="preserve">[1]</w:t>
         </w:r>
       </w:hyperlink>
+      <w:r>
+        <w:rPr>
+          <w:rFonts w:ascii="Calibri" w:cs="Calibri" w:eastAsia="Calibri" w:hAnsi="Calibri"/>
+          <w:color w:val="1A1A1A"/>
+          <w:sz w:val="21"/>
+          <w:szCs w:val="21"/>
+        </w:rPr>
+        <w:t xml:space="preserve"> </w:t>
+      </w:r>
+      <w:hyperlink w:history="1" r:id="rIdmetkowja81b9kllpy0jsf">
+        <w:r>
+          <w:rPr>
+            <w:rFonts w:ascii="Calibri" w:cs="Calibri" w:eastAsia="Calibri" w:hAnsi="Calibri"/>
+            <w:color w:val="1A4D8F"/>
+            <w:sz w:val="17"/>
+            <w:szCs w:val="17"/>
+          </w:rPr>
+          <w:t xml:space="preserve">[2]</w:t>
+        </w:r>
+      </w:hyperlink>
+    </w:p>
+    <w:p>
+      <w:pPr>
+        <w:pStyle w:val="ListParagraph"/>
+        <w:numPr>
+          <w:ilvl w:val="0"/>
+          <w:numId w:val="2"/>
+        </w:numPr>
+        <w:spacing w:after="50" w:line="259"/>
+      </w:pPr>
+      <w:r>
+        <w:rPr>
+          <w:rFonts w:ascii="Calibri" w:cs="Calibri" w:eastAsia="Calibri" w:hAnsi="Calibri"/>
+          <w:color w:val="1A1A1A"/>
+          <w:sz w:val="21"/>
+          <w:szCs w:val="21"/>
+        </w:rPr>
+        <w:t xml:space="preserve">Long hours come up again and again: 'Incredibly long hours,' a 40-hour week described as the minimum, long days in Las Vegas. Work-life balance is Indeed's lowest sub-rating (4.2). Most of these reviews come from field roles.</w:t>
+      </w:r>
+      <w:r>
+        <w:rPr>
+          <w:rFonts w:ascii="Calibri" w:cs="Calibri" w:eastAsia="Calibri" w:hAnsi="Calibri"/>
+          <w:color w:val="1A1A1A"/>
+          <w:sz w:val="21"/>
+          <w:szCs w:val="21"/>
+        </w:rPr>
+        <w:t xml:space="preserve"> </w:t>
+      </w:r>
+      <w:hyperlink w:history="1" r:id="rIdrkb0bflqrowdlzbvehxl9">
+        <w:r>
+          <w:rPr>
+            <w:rFonts w:ascii="Calibri" w:cs="Calibri" w:eastAsia="Calibri" w:hAnsi="Calibri"/>
+            <w:color w:val="1A4D8F"/>
+            <w:sz w:val="17"/>
+            <w:szCs w:val="17"/>
+          </w:rPr>
+          <w:t xml:space="preserve">[1]</w:t>
+        </w:r>
+      </w:hyperlink>
+      <w:r>
+        <w:rPr>
+          <w:rFonts w:ascii="Calibri" w:cs="Calibri" w:eastAsia="Calibri" w:hAnsi="Calibri"/>
+          <w:color w:val="1A1A1A"/>
+          <w:sz w:val="21"/>
+          <w:szCs w:val="21"/>
+        </w:rPr>
+        <w:t xml:space="preserve"> </w:t>
+      </w:r>
+      <w:hyperlink w:history="1" r:id="rIdoso5yrpwiaajjevv2laxk">
+        <w:r>
+          <w:rPr>
+            <w:rFonts w:ascii="Calibri" w:cs="Calibri" w:eastAsia="Calibri" w:hAnsi="Calibri"/>
+            <w:color w:val="1A4D8F"/>
+            <w:sz w:val="17"/>
+            <w:szCs w:val="17"/>
+          </w:rPr>
+          <w:t xml:space="preserve">[2]</w:t>
+        </w:r>
+      </w:hyperlink>
+      <w:r>
+        <w:rPr>
+          <w:rFonts w:ascii="Calibri" w:cs="Calibri" w:eastAsia="Calibri" w:hAnsi="Calibri"/>
+          <w:color w:val="1A1A1A"/>
+          <w:sz w:val="21"/>
+          <w:szCs w:val="21"/>
+        </w:rPr>
+        <w:t xml:space="preserve"> </w:t>
+      </w:r>
+      <w:hyperlink w:history="1" r:id="rIdf9peicndcpruhalrihwuz">
+        <w:r>
+          <w:rPr>
+            <w:rFonts w:ascii="Calibri" w:cs="Calibri" w:eastAsia="Calibri" w:hAnsi="Calibri"/>
+            <w:color w:val="1A4D8F"/>
+            <w:sz w:val="17"/>
+            <w:szCs w:val="17"/>
+          </w:rPr>
+          <w:t xml:space="preserve">[3]</w:t>
+        </w:r>
+      </w:hyperlink>
+    </w:p>
+    <w:p>
+      <w:pPr>
+        <w:pStyle w:val="ListParagraph"/>
+        <w:numPr>
+          <w:ilvl w:val="0"/>
+          <w:numId w:val="2"/>
+        </w:numPr>
+        <w:spacing w:after="50" w:line="259"/>
+      </w:pPr>
+      <w:r>
+        <w:rPr>
+          <w:rFonts w:ascii="Calibri" w:cs="Calibri" w:eastAsia="Calibri" w:hAnsi="Calibri"/>
+          <w:color w:val="1A1A1A"/>
+          <w:sz w:val="21"/>
+          <w:szCs w:val="21"/>
+        </w:rPr>
+        <w:t xml:space="preserve">The culture is built around sales. Technicians work on commission, raises depend on sales, and one reviewer says customers get sold things they do not need. A creative manager may be judged on lead and sales numbers more than on brand work.</w:t>
+      </w:r>
+      <w:r>
+        <w:rPr>
+          <w:rFonts w:ascii="Calibri" w:cs="Calibri" w:eastAsia="Calibri" w:hAnsi="Calibri"/>
+          <w:color w:val="1A1A1A"/>
+          <w:sz w:val="21"/>
+          <w:szCs w:val="21"/>
+        </w:rPr>
+        <w:t xml:space="preserve"> </w:t>
+      </w:r>
+      <w:hyperlink w:history="1" r:id="rIdw-15u-b7s9t01f5jbae3s">
+        <w:r>
+          <w:rPr>
+            <w:rFonts w:ascii="Calibri" w:cs="Calibri" w:eastAsia="Calibri" w:hAnsi="Calibri"/>
+            <w:color w:val="1A4D8F"/>
+            <w:sz w:val="17"/>
+            <w:szCs w:val="17"/>
+          </w:rPr>
+          <w:t xml:space="preserve">[1]</w:t>
+        </w:r>
+      </w:hyperlink>
+      <w:r>
+        <w:rPr>
+          <w:rFonts w:ascii="Calibri" w:cs="Calibri" w:eastAsia="Calibri" w:hAnsi="Calibri"/>
+          <w:color w:val="1A1A1A"/>
+          <w:sz w:val="21"/>
+          <w:szCs w:val="21"/>
+        </w:rPr>
+        <w:t xml:space="preserve"> </w:t>
+      </w:r>
+      <w:hyperlink w:history="1" r:id="rIdfqjznfezecrrk3nzjaudq">
+        <w:r>
+          <w:rPr>
+            <w:rFonts w:ascii="Calibri" w:cs="Calibri" w:eastAsia="Calibri" w:hAnsi="Calibri"/>
+            <w:color w:val="1A4D8F"/>
+            <w:sz w:val="17"/>
+            <w:szCs w:val="17"/>
+          </w:rPr>
+          <w:t xml:space="preserve">[2]</w:t>
+        </w:r>
+      </w:hyperlink>
+      <w:r>
+        <w:rPr>
+          <w:rFonts w:ascii="Calibri" w:cs="Calibri" w:eastAsia="Calibri" w:hAnsi="Calibri"/>
+          <w:color w:val="1A1A1A"/>
+          <w:sz w:val="21"/>
+          <w:szCs w:val="21"/>
+        </w:rPr>
+        <w:t xml:space="preserve"> </w:t>
+      </w:r>
+      <w:hyperlink w:history="1" r:id="rIdqdfawakr-onq321jjp5mj">
+        <w:r>
+          <w:rPr>
+            <w:rFonts w:ascii="Calibri" w:cs="Calibri" w:eastAsia="Calibri" w:hAnsi="Calibri"/>
+            <w:color w:val="1A4D8F"/>
+            <w:sz w:val="17"/>
+            <w:szCs w:val="17"/>
+          </w:rPr>
+          <w:t xml:space="preserve">[3]</w:t>
+        </w:r>
+      </w:hyperlink>
+    </w:p>
+    <w:p>
+      <w:pPr>
+        <w:pStyle w:val="ListParagraph"/>
+        <w:numPr>
+          <w:ilvl w:val="0"/>
+          <w:numId w:val="2"/>
+        </w:numPr>
+        <w:spacing w:after="50" w:line="259"/>
+      </w:pPr>
+      <w:r>
+        <w:rPr>
+          <w:rFonts w:ascii="Calibri" w:cs="Calibri" w:eastAsia="Calibri" w:hAnsi="Calibri"/>
+          <w:color w:val="1A1A1A"/>
+          <w:sz w:val="21"/>
+          <w:szCs w:val="21"/>
+        </w:rPr>
+        <w:t xml:space="preserve">Ownership is changing. Cortec Group invested in December 2022, and in September 2026 KKR reportedly agreed to buy A1 for about $2 billion. A new private-equity owner can bring changes in leadership, budgets and structure, including in marketing. I found no confirmation that the deal has closed.</w:t>
+      </w:r>
+      <w:r>
+        <w:rPr>
+          <w:rFonts w:ascii="Calibri" w:cs="Calibri" w:eastAsia="Calibri" w:hAnsi="Calibri"/>
+          <w:color w:val="1A1A1A"/>
+          <w:sz w:val="21"/>
+          <w:szCs w:val="21"/>
+        </w:rPr>
+        <w:t xml:space="preserve"> </w:t>
+      </w:r>
+      <w:hyperlink w:history="1" r:id="rId742qhvi0fefwzyh-kla41">
+        <w:r>
+          <w:rPr>
+            <w:rFonts w:ascii="Calibri" w:cs="Calibri" w:eastAsia="Calibri" w:hAnsi="Calibri"/>
+            <w:color w:val="1A4D8F"/>
+            <w:sz w:val="17"/>
+            <w:szCs w:val="17"/>
+          </w:rPr>
+          <w:t xml:space="preserve">[1]</w:t>
+        </w:r>
+      </w:hyperlink>
+      <w:r>
+        <w:rPr>
+          <w:rFonts w:ascii="Calibri" w:cs="Calibri" w:eastAsia="Calibri" w:hAnsi="Calibri"/>
+          <w:color w:val="1A1A1A"/>
+          <w:sz w:val="21"/>
+          <w:szCs w:val="21"/>
+        </w:rPr>
+        <w:t xml:space="preserve"> </w:t>
+      </w:r>
+      <w:hyperlink w:history="1" r:id="rIdgjwpswvucepuhfuuyzzvv">
+        <w:r>
+          <w:rPr>
+            <w:rFonts w:ascii="Calibri" w:cs="Calibri" w:eastAsia="Calibri" w:hAnsi="Calibri"/>
+            <w:color w:val="1A4D8F"/>
+            <w:sz w:val="17"/>
+            <w:szCs w:val="17"/>
+          </w:rPr>
+          <w:t xml:space="preserve">[2]</w:t>
+        </w:r>
+      </w:hyperlink>
+      <w:r>
+        <w:rPr>
+          <w:rFonts w:ascii="Calibri" w:cs="Calibri" w:eastAsia="Calibri" w:hAnsi="Calibri"/>
+          <w:color w:val="1A1A1A"/>
+          <w:sz w:val="21"/>
+          <w:szCs w:val="21"/>
+        </w:rPr>
+        <w:t xml:space="preserve"> </w:t>
+      </w:r>
+      <w:hyperlink w:history="1" r:id="rIde7fllhq0zr_bw58sfmg1v">
+        <w:r>
+          <w:rPr>
+            <w:rFonts w:ascii="Calibri" w:cs="Calibri" w:eastAsia="Calibri" w:hAnsi="Calibri"/>
+            <w:color w:val="1A4D8F"/>
+            <w:sz w:val="17"/>
+            <w:szCs w:val="17"/>
+          </w:rPr>
+          <w:t xml:space="preserve">[3]</w:t>
+        </w:r>
+      </w:hyperlink>
+    </w:p>
+    <w:p>
+      <w:pPr>
+        <w:pStyle w:val="ListParagraph"/>
+        <w:numPr>
+          <w:ilvl w:val="0"/>
+          <w:numId w:val="2"/>
+        </w:numPr>
+        <w:spacing w:after="50" w:line="259"/>
+      </w:pPr>
+      <w:r>
+        <w:rPr>
+          <w:rFonts w:ascii="Calibri" w:cs="Calibri" w:eastAsia="Calibri" w:hAnsi="Calibri"/>
+          <w:color w:val="1A1A1A"/>
+          <w:sz w:val="21"/>
+          <w:szCs w:val="21"/>
+        </w:rPr>
+        <w:t xml:space="preserve">Ratings may be slipping, and Phoenix headquarters scores below the company as a whole: 4.5 on Glassdoor in Phoenix from 90 reviews against 4.7 overall. One summary of the search results says 2023-2026 reviews are more mixed than 2020-2022. Reviewers also mention limited parking at the new building.</w:t>
+      </w:r>
+      <w:r>
+        <w:rPr>
+          <w:rFonts w:ascii="Calibri" w:cs="Calibri" w:eastAsia="Calibri" w:hAnsi="Calibri"/>
+          <w:color w:val="1A1A1A"/>
+          <w:sz w:val="21"/>
+          <w:szCs w:val="21"/>
+        </w:rPr>
+        <w:t xml:space="preserve"> </w:t>
+      </w:r>
+      <w:hyperlink w:history="1" r:id="rId4octf5i25epbo_gdpgm8n">
+        <w:r>
+          <w:rPr>
+            <w:rFonts w:ascii="Calibri" w:cs="Calibri" w:eastAsia="Calibri" w:hAnsi="Calibri"/>
+            <w:color w:val="1A4D8F"/>
+            <w:sz w:val="17"/>
+            <w:szCs w:val="17"/>
+          </w:rPr>
+          <w:t xml:space="preserve">[1]</w:t>
+        </w:r>
+      </w:hyperlink>
+      <w:r>
+        <w:rPr>
+          <w:rFonts w:ascii="Calibri" w:cs="Calibri" w:eastAsia="Calibri" w:hAnsi="Calibri"/>
+          <w:color w:val="1A1A1A"/>
+          <w:sz w:val="21"/>
+          <w:szCs w:val="21"/>
+        </w:rPr>
+        <w:t xml:space="preserve"> </w:t>
+      </w:r>
+      <w:hyperlink w:history="1" r:id="rId95qdihlmxwfowgxzl2yd6">
+        <w:r>
+          <w:rPr>
+            <w:rFonts w:ascii="Calibri" w:cs="Calibri" w:eastAsia="Calibri" w:hAnsi="Calibri"/>
+            <w:color w:val="1A4D8F"/>
+            <w:sz w:val="17"/>
+            <w:szCs w:val="17"/>
+          </w:rPr>
+          <w:t xml:space="preserve">[2]</w:t>
+        </w:r>
+      </w:hyperlink>
+      <w:r>
+        <w:rPr>
+          <w:rFonts w:ascii="Calibri" w:cs="Calibri" w:eastAsia="Calibri" w:hAnsi="Calibri"/>
+          <w:color w:val="1A1A1A"/>
+          <w:sz w:val="21"/>
+          <w:szCs w:val="21"/>
+        </w:rPr>
+        <w:t xml:space="preserve"> </w:t>
+      </w:r>
+      <w:hyperlink w:history="1" r:id="rIdjvwwkbcp9frytjlau0_hf">
+        <w:r>
+          <w:rPr>
+            <w:rFonts w:ascii="Calibri" w:cs="Calibri" w:eastAsia="Calibri" w:hAnsi="Calibri"/>
+            <w:color w:val="1A4D8F"/>
+            <w:sz w:val="17"/>
+            <w:szCs w:val="17"/>
+          </w:rPr>
+          <w:t xml:space="preserve">[3]</w:t>
+        </w:r>
+      </w:hyperlink>
     </w:p>
     <w:p>
       <w:pPr>
@@ -1904,45 +2475,83 @@
           <w:sz w:val="21"/>
           <w:szCs w:val="21"/>
         </w:rPr>
-        <w:t xml:space="preserve">No employee reviews were gathered this run because the search limit was reached. Culture, management and turnover are unverified. Check Glassdoor and Indeed reviews before investing in interview rounds.</w:t>
-      </w:r>
-    </w:p>
-    <w:p>
-      <w:pPr>
-        <w:pStyle w:val="ListParagraph"/>
-        <w:numPr>
-          <w:ilvl w:val="0"/>
-          <w:numId w:val="2"/>
-        </w:numPr>
-        <w:spacing w:after="50" w:line="259"/>
-      </w:pPr>
-      <w:r>
-        <w:rPr>
-          <w:rFonts w:ascii="Calibri" w:cs="Calibri" w:eastAsia="Calibri" w:hAnsi="Calibri"/>
-          <w:color w:val="1A1A1A"/>
-          <w:sz w:val="21"/>
-          <w:szCs w:val="21"/>
-        </w:rPr>
-        <w:t xml:space="preserve">The posting lists no pay and no location. Ask the recruiter for both first.</w:t>
-      </w:r>
-    </w:p>
-    <w:p>
-      <w:pPr>
-        <w:pStyle w:val="ListParagraph"/>
-        <w:numPr>
-          <w:ilvl w:val="0"/>
-          <w:numId w:val="2"/>
-        </w:numPr>
-        <w:spacing w:after="50" w:line="259"/>
-      </w:pPr>
-      <w:r>
-        <w:rPr>
-          <w:rFonts w:ascii="Calibri" w:cs="Calibri" w:eastAsia="Calibri" w:hAnsi="Calibri"/>
-          <w:color w:val="1A1A1A"/>
-          <w:sz w:val="21"/>
-          <w:szCs w:val="21"/>
-        </w:rPr>
-        <w:t xml:space="preserve">A second marketing leadership role is open at the same time. Clarify the reporting lines and scope before accepting.</w:t>
+        <w:t xml:space="preserve">Pending sale to KKR (reported Sept 2, 2026, about $2B, closing not confirmed). Ask how the deal affects the marketing org, its budget, reporting lines and the security of this role.</w:t>
+      </w:r>
+    </w:p>
+    <w:p>
+      <w:pPr>
+        <w:pStyle w:val="ListParagraph"/>
+        <w:numPr>
+          <w:ilvl w:val="0"/>
+          <w:numId w:val="2"/>
+        </w:numPr>
+        <w:spacing w:after="50" w:line="259"/>
+      </w:pPr>
+      <w:r>
+        <w:rPr>
+          <w:rFonts w:ascii="Calibri" w:cs="Calibri" w:eastAsia="Calibri" w:hAnsi="Calibri"/>
+          <w:color w:val="1A1A1A"/>
+          <w:sz w:val="21"/>
+          <w:szCs w:val="21"/>
+        </w:rPr>
+        <w:t xml:space="preserve">Marketing-specific reviews (2023 Indeed review rated 2.0; an undated Glassdoor con) criticize marketing leadership. Ask who leads marketing now and whether that leadership has changed since 2023.</w:t>
+      </w:r>
+    </w:p>
+    <w:p>
+      <w:pPr>
+        <w:pStyle w:val="ListParagraph"/>
+        <w:numPr>
+          <w:ilvl w:val="0"/>
+          <w:numId w:val="2"/>
+        </w:numPr>
+        <w:spacing w:after="50" w:line="259"/>
+      </w:pPr>
+      <w:r>
+        <w:rPr>
+          <w:rFonts w:ascii="Calibri" w:cs="Calibri" w:eastAsia="Calibri" w:hAnsi="Calibri"/>
+          <w:color w:val="1A1A1A"/>
+          <w:sz w:val="21"/>
+          <w:szCs w:val="21"/>
+        </w:rPr>
+        <w:t xml:space="preserve">Several 2026 Indeed reviews allege favoritism in pay, bonuses and PTO, and one says HR did not act on retaliation reports.</w:t>
+      </w:r>
+    </w:p>
+    <w:p>
+      <w:pPr>
+        <w:pStyle w:val="ListParagraph"/>
+        <w:numPr>
+          <w:ilvl w:val="0"/>
+          <w:numId w:val="2"/>
+        </w:numPr>
+        <w:spacing w:after="50" w:line="259"/>
+      </w:pPr>
+      <w:r>
+        <w:rPr>
+          <w:rFonts w:ascii="Calibri" w:cs="Calibri" w:eastAsia="Calibri" w:hAnsi="Calibri"/>
+          <w:color w:val="1A1A1A"/>
+          <w:sz w:val="21"/>
+          <w:szCs w:val="21"/>
+        </w:rPr>
+        <w:t xml:space="preserve">A third-party listing says the company is building out in-house creative at $105K-$110K, but I could not confirm whether that is the Creative Services Manager posting. Confirm the pay range directly.</w:t>
+      </w:r>
+    </w:p>
+    <w:p>
+      <w:pPr>
+        <w:pStyle w:val="ListParagraph"/>
+        <w:numPr>
+          <w:ilvl w:val="0"/>
+          <w:numId w:val="2"/>
+        </w:numPr>
+        <w:spacing w:after="50" w:line="259"/>
+      </w:pPr>
+      <w:r>
+        <w:rPr>
+          <w:rFonts w:ascii="Calibri" w:cs="Calibri" w:eastAsia="Calibri" w:hAnsi="Calibri"/>
+          <w:color w:val="1A1A1A"/>
+          <w:sz w:val="21"/>
+          <w:szCs w:val="21"/>
+        </w:rPr>
+        <w:t xml:space="preserve">Employee counts conflict between sources (about 142 in one data-broker estimate vs 1,038 on Great Place To Work). Use the GPTW figure and ask how large the marketing and creative team is.</w:t>
       </w:r>
     </w:p>
     <w:p>
@@ -1972,7 +2581,7 @@
           <w:sz w:val="21"/>
           <w:szCs w:val="21"/>
         </w:rPr>
-        <w:t xml:space="preserve">There is not enough evidence to judge what it is like to work at A1. No employee reviews were checked this run. The job listings show on-site Phoenix marketing roles with a standard benefits package and a $120k-$140k band for a more senior marketing manager, so A1 appears to be investing in marketing. Before going deep, Joshua should confirm the office location and pay band with a recruiter and read A1's Glassdoor and Indeed reviews himself.</w:t>
+        <w:t xml:space="preserve">For a Phoenix-area employer, A1's numbers are strong: Glassdoor 4.7 from 306 reviews, Indeed about 4.3-4.4, Great Place To Work certified in 2026. Training and team culture get consistent praise, and the company is investing in in-house creative work. But almost all reviews come from technicians and sales staff. The few about marketing are mixed: positive in 2026, but a 2023 review and an undated Glassdoor con fault marketing leadership. Watch three things: a sales-driven culture with long hours, 2026 claims of favoritism, and a pending KKR buyout that could change leadership and budgets. My searches turned up no lawsuits and no WARN layoff notices under A1's name. In interviews, Joshua should ask who leads marketing, how big the creative team is, how creative work is measured (brand work vs lead numbers), what the KKR deal means for the role, and what the pay range is.</w:t>
       </w:r>
     </w:p>
     <w:p>
@@ -2003,7 +2612,7 @@
         </w:numPr>
         <w:spacing w:after="50" w:line="259"/>
       </w:pPr>
-      <w:hyperlink w:history="1" r:id="rIdhppd5n-nfv07f9yo-1oun">
+      <w:hyperlink w:history="1" r:id="rIdfecx6jxrcplfbc5_7qwfo">
         <w:r>
           <w:rPr>
             <w:rFonts w:ascii="Calibri" w:cs="Calibri" w:eastAsia="Calibri" w:hAnsi="Calibri"/>
@@ -2012,7 +2621,7 @@
             <w:szCs w:val="21"/>
             <w:u w:val="single"/>
           </w:rPr>
-          <w:t xml:space="preserve">ZipRecruiter: A1 Garage Door Service, Senior Manager, Marketing Strategy &amp; Operations (Phoenix, AZ, $120k-$140k)</w:t>
+          <w:t xml:space="preserve">Glassdoor - A1 Garage Door Service reviews (306)</w:t>
         </w:r>
       </w:hyperlink>
       <w:r>
@@ -2022,7 +2631,7 @@
           <w:sz w:val="17"/>
           <w:szCs w:val="17"/>
         </w:rPr>
-        <w:t xml:space="preserve">  https://www.ziprecruiter.com/job-redirect?match_token=CpQBChZjOGV2U3hKMWkxTkhCTXF2SFFpQVpREiQwMWExM2I5My1jODJhLTdhMGUtODdmYS1hYzFjODlmOTdhMzkaUEFBR1AtU3A4M0NKOGpwUzNHYVNJejJXMjJVUGJMOXNSamcwM09aM2RmdWtmUFcxTXg4Wlk3R2RJSWJwc3lacWdJdjhON3NiWndacHpaRTk1IMmtBRABGMmtBQ%3D%3D&amp;tsid=100000502</w:t>
+        <w:t xml:space="preserve">  https://www.glassdoor.com/Reviews/A1-Garage-Door-Service-Reviews-E877502.htm</w:t>
       </w:r>
     </w:p>
     <w:p>
@@ -2034,7 +2643,7 @@
         </w:numPr>
         <w:spacing w:after="50" w:line="259"/>
       </w:pPr>
-      <w:hyperlink w:history="1" r:id="rIdrerrpqmdvxll65xjqwqxg">
+      <w:hyperlink w:history="1" r:id="rIds5-wnjpfu1tdnmvvggg-o">
         <w:r>
           <w:rPr>
             <w:rFonts w:ascii="Calibri" w:cs="Calibri" w:eastAsia="Calibri" w:hAnsi="Calibri"/>
@@ -2043,7 +2652,7 @@
             <w:szCs w:val="21"/>
             <w:u w:val="single"/>
           </w:rPr>
-          <w:t xml:space="preserve">ZipRecruiter: A1 Garage Door Service, Garage Door Technician Apprentice (Phoenix, AZ, $60k-$90k)</w:t>
+          <w:t xml:space="preserve">Glassdoor - Phoenix reviews</w:t>
         </w:r>
       </w:hyperlink>
       <w:r>
@@ -2053,7 +2662,7 @@
           <w:sz w:val="17"/>
           <w:szCs w:val="17"/>
         </w:rPr>
-        <w:t xml:space="preserve">  https://www.ziprecruiter.com/job-redirect?match_token=CpQBChZxUjFibC1yUXY5SVZDNFUyUGZITERnEiQwMWExM2I5My03M2I3LTdhZDQtYWM3OC0wMGQxNGNmZTdlOWIaUEFBR2RPUW42QWZCa29pSFJ2VDNLN2lwUVpOblpvYjV6d01BRm15NTlQV09HTklKVmF1Qm9NZnliMVBjZUZmN2hqcFppd0szbGtCU0kwcERVIMmtBRABGMmtBQ%3D%3D&amp;tsid=100000502</w:t>
+        <w:t xml:space="preserve">  https://www.glassdoor.com/Reviews/A1-Garage-Door-Service-Phoenix-Reviews-EI_IE877502.0,22_IL.23,30_IM678.htm</w:t>
       </w:r>
     </w:p>
     <w:p>
@@ -2065,7 +2674,7 @@
         </w:numPr>
         <w:spacing w:after="50" w:line="259"/>
       </w:pPr>
-      <w:hyperlink w:history="1" r:id="rIdg6lgaaaykseahmclgdril">
+      <w:hyperlink w:history="1" r:id="rIdj1cgqwf1kclupfsqw9g2q">
         <w:r>
           <w:rPr>
             <w:rFonts w:ascii="Calibri" w:cs="Calibri" w:eastAsia="Calibri" w:hAnsi="Calibri"/>
@@ -2074,7 +2683,7 @@
             <w:szCs w:val="21"/>
             <w:u w:val="single"/>
           </w:rPr>
-          <w:t xml:space="preserve">ZipRecruiter search: A1 Garage Door Service marketing, Phoenix AZ</w:t>
+          <w:t xml:space="preserve">Glassdoor - Las Vegas reviews</w:t>
         </w:r>
       </w:hyperlink>
       <w:r>
@@ -2084,7 +2693,7 @@
           <w:sz w:val="17"/>
           <w:szCs w:val="17"/>
         </w:rPr>
-        <w:t xml:space="preserve">  https://www.ziprecruiter.com/jobs-search?search=A1+Garage+Door+Service+marketing&amp;location=Phoenix%2C+AZ&amp;radius=50&amp;tsid=100000502</w:t>
+        <w:t xml:space="preserve">  https://www.glassdoor.com/Reviews/A1-Garage-Door-Service-Las-Vegas-Reviews-EI_IE877502.0,22_IL.23,32_IC1149603.htm</w:t>
       </w:r>
     </w:p>
     <w:p>
@@ -2096,7 +2705,7 @@
         </w:numPr>
         <w:spacing w:after="50" w:line="259"/>
       </w:pPr>
-      <w:hyperlink w:history="1" r:id="rIdvujhbxmllkq3mxemfudoe">
+      <w:hyperlink w:history="1" r:id="rIdthrl-rmxxpo20q8htindv">
         <w:r>
           <w:rPr>
             <w:rFonts w:ascii="Calibri" w:cs="Calibri" w:eastAsia="Calibri" w:hAnsi="Calibri"/>
@@ -2105,7 +2714,7 @@
             <w:szCs w:val="21"/>
             <w:u w:val="single"/>
           </w:rPr>
-          <w:t xml:space="preserve">ZipRecruiter search: A1 Garage Door Service Creative Services Manager (US-wide, no match on 2026-10-14)</w:t>
+          <w:t xml:space="preserve">Glassdoor - 'money' reviews</w:t>
         </w:r>
       </w:hyperlink>
       <w:r>
@@ -2115,7 +2724,565 @@
           <w:sz w:val="17"/>
           <w:szCs w:val="17"/>
         </w:rPr>
-        <w:t xml:space="preserve">  https://www.ziprecruiter.com/jobs-search?search=A1+Garage+Door+Service+Creative+Services+Manager&amp;location=United+States&amp;tsid=100000502</w:t>
+        <w:t xml:space="preserve">  https://www.glassdoor.com/Reviews/A1-Garage-Door-Service-money-Reviews-EI_IE877502.0,22_KH23,28.htm</w:t>
+      </w:r>
+    </w:p>
+    <w:p>
+      <w:pPr>
+        <w:pStyle w:val="ListParagraph"/>
+        <w:numPr>
+          <w:ilvl w:val="0"/>
+          <w:numId w:val="3"/>
+        </w:numPr>
+        <w:spacing w:after="50" w:line="259"/>
+      </w:pPr>
+      <w:hyperlink w:history="1" r:id="rIdquggmhf71-puh737pcfha">
+        <w:r>
+          <w:rPr>
+            <w:rFonts w:ascii="Calibri" w:cs="Calibri" w:eastAsia="Calibri" w:hAnsi="Calibri"/>
+            <w:color w:val="1A4D8F"/>
+            <w:sz w:val="21"/>
+            <w:szCs w:val="21"/>
+            <w:u w:val="single"/>
+          </w:rPr>
+          <w:t xml:space="preserve">Indeed - A1 Garage Door Service LLC reviews</w:t>
+        </w:r>
+      </w:hyperlink>
+      <w:r>
+        <w:rPr>
+          <w:rFonts w:ascii="Calibri" w:cs="Calibri" w:eastAsia="Calibri" w:hAnsi="Calibri"/>
+          <w:color w:val="777777"/>
+          <w:sz w:val="17"/>
+          <w:szCs w:val="17"/>
+        </w:rPr>
+        <w:t xml:space="preserve">  https://www.indeed.com/cmp/A1-Garage-Door-Service-LLC/reviews</w:t>
+      </w:r>
+    </w:p>
+    <w:p>
+      <w:pPr>
+        <w:pStyle w:val="ListParagraph"/>
+        <w:numPr>
+          <w:ilvl w:val="0"/>
+          <w:numId w:val="3"/>
+        </w:numPr>
+        <w:spacing w:after="50" w:line="259"/>
+      </w:pPr>
+      <w:hyperlink w:history="1" r:id="rIdyhlkfosrbp0qd2kwdbbqj">
+        <w:r>
+          <w:rPr>
+            <w:rFonts w:ascii="Calibri" w:cs="Calibri" w:eastAsia="Calibri" w:hAnsi="Calibri"/>
+            <w:color w:val="1A4D8F"/>
+            <w:sz w:val="21"/>
+            <w:szCs w:val="21"/>
+            <w:u w:val="single"/>
+          </w:rPr>
+          <w:t xml:space="preserve">Indeed - all-country reviews</w:t>
+        </w:r>
+      </w:hyperlink>
+      <w:r>
+        <w:rPr>
+          <w:rFonts w:ascii="Calibri" w:cs="Calibri" w:eastAsia="Calibri" w:hAnsi="Calibri"/>
+          <w:color w:val="777777"/>
+          <w:sz w:val="17"/>
+          <w:szCs w:val="17"/>
+        </w:rPr>
+        <w:t xml:space="preserve">  https://www.indeed.com/cmp/A1-Garage-Door-Service-LLC/reviews?fcountry=ALL</w:t>
+      </w:r>
+    </w:p>
+    <w:p>
+      <w:pPr>
+        <w:pStyle w:val="ListParagraph"/>
+        <w:numPr>
+          <w:ilvl w:val="0"/>
+          <w:numId w:val="3"/>
+        </w:numPr>
+        <w:spacing w:after="50" w:line="259"/>
+      </w:pPr>
+      <w:hyperlink w:history="1" r:id="rId7bunwnsp3cchgn2rpiqli">
+        <w:r>
+          <w:rPr>
+            <w:rFonts w:ascii="Calibri" w:cs="Calibri" w:eastAsia="Calibri" w:hAnsi="Calibri"/>
+            <w:color w:val="1A4D8F"/>
+            <w:sz w:val="21"/>
+            <w:szCs w:val="21"/>
+            <w:u w:val="single"/>
+          </w:rPr>
+          <w:t xml:space="preserve">Indeed - Marketing Manager reviews</w:t>
+        </w:r>
+      </w:hyperlink>
+      <w:r>
+        <w:rPr>
+          <w:rFonts w:ascii="Calibri" w:cs="Calibri" w:eastAsia="Calibri" w:hAnsi="Calibri"/>
+          <w:color w:val="777777"/>
+          <w:sz w:val="17"/>
+          <w:szCs w:val="17"/>
+        </w:rPr>
+        <w:t xml:space="preserve">  https://www.indeed.com/cmp/A1-Garage-Door-Service-LLC/reviews?fjobtitle=Marketing+Manager</w:t>
+      </w:r>
+    </w:p>
+    <w:p>
+      <w:pPr>
+        <w:pStyle w:val="ListParagraph"/>
+        <w:numPr>
+          <w:ilvl w:val="0"/>
+          <w:numId w:val="3"/>
+        </w:numPr>
+        <w:spacing w:after="50" w:line="259"/>
+      </w:pPr>
+      <w:hyperlink w:history="1" r:id="rId6slgynsf6f2azmazvzhj2">
+        <w:r>
+          <w:rPr>
+            <w:rFonts w:ascii="Calibri" w:cs="Calibri" w:eastAsia="Calibri" w:hAnsi="Calibri"/>
+            <w:color w:val="1A4D8F"/>
+            <w:sz w:val="21"/>
+            <w:szCs w:val="21"/>
+            <w:u w:val="single"/>
+          </w:rPr>
+          <w:t xml:space="preserve">Indeed - Marketing category reviews</w:t>
+        </w:r>
+      </w:hyperlink>
+      <w:r>
+        <w:rPr>
+          <w:rFonts w:ascii="Calibri" w:cs="Calibri" w:eastAsia="Calibri" w:hAnsi="Calibri"/>
+          <w:color w:val="777777"/>
+          <w:sz w:val="17"/>
+          <w:szCs w:val="17"/>
+        </w:rPr>
+        <w:t xml:space="preserve">  https://www.indeed.com/cmp/a1-garage-door-service-llc/reviews?fjobcat=marketing</w:t>
+      </w:r>
+    </w:p>
+    <w:p>
+      <w:pPr>
+        <w:pStyle w:val="ListParagraph"/>
+        <w:numPr>
+          <w:ilvl w:val="0"/>
+          <w:numId w:val="3"/>
+        </w:numPr>
+        <w:spacing w:after="50" w:line="259"/>
+      </w:pPr>
+      <w:hyperlink w:history="1" r:id="rIdq0uqijrgednrt7fbtxgf2">
+        <w:r>
+          <w:rPr>
+            <w:rFonts w:ascii="Calibri" w:cs="Calibri" w:eastAsia="Calibri" w:hAnsi="Calibri"/>
+            <w:color w:val="1A4D8F"/>
+            <w:sz w:val="21"/>
+            <w:szCs w:val="21"/>
+            <w:u w:val="single"/>
+          </w:rPr>
+          <w:t xml:space="preserve">Indeed - Phoenix reviews</w:t>
+        </w:r>
+      </w:hyperlink>
+      <w:r>
+        <w:rPr>
+          <w:rFonts w:ascii="Calibri" w:cs="Calibri" w:eastAsia="Calibri" w:hAnsi="Calibri"/>
+          <w:color w:val="777777"/>
+          <w:sz w:val="17"/>
+          <w:szCs w:val="17"/>
+        </w:rPr>
+        <w:t xml:space="preserve">  https://www.indeed.com/cmp/A1-Garage-Door-Service-LLC/reviews?fcountry=US&amp;floc=Phoenix%2C+AZ</w:t>
+      </w:r>
+    </w:p>
+    <w:p>
+      <w:pPr>
+        <w:pStyle w:val="ListParagraph"/>
+        <w:numPr>
+          <w:ilvl w:val="0"/>
+          <w:numId w:val="3"/>
+        </w:numPr>
+        <w:spacing w:after="50" w:line="259"/>
+      </w:pPr>
+      <w:hyperlink w:history="1" r:id="rIdaxkz-g_n3u8uyq5oe5ocf">
+        <w:r>
+          <w:rPr>
+            <w:rFonts w:ascii="Calibri" w:cs="Calibri" w:eastAsia="Calibri" w:hAnsi="Calibri"/>
+            <w:color w:val="1A4D8F"/>
+            <w:sz w:val="21"/>
+            <w:szCs w:val="21"/>
+            <w:u w:val="single"/>
+          </w:rPr>
+          <w:t xml:space="preserve">Indeed - Las Vegas reviews</w:t>
+        </w:r>
+      </w:hyperlink>
+      <w:r>
+        <w:rPr>
+          <w:rFonts w:ascii="Calibri" w:cs="Calibri" w:eastAsia="Calibri" w:hAnsi="Calibri"/>
+          <w:color w:val="777777"/>
+          <w:sz w:val="17"/>
+          <w:szCs w:val="17"/>
+        </w:rPr>
+        <w:t xml:space="preserve">  https://www.indeed.com/cmp/A1-Garage-Door-Service-LLC/reviews?fcountry=US&amp;floc=Las+Vegas%2C+NV</w:t>
+      </w:r>
+    </w:p>
+    <w:p>
+      <w:pPr>
+        <w:pStyle w:val="ListParagraph"/>
+        <w:numPr>
+          <w:ilvl w:val="0"/>
+          <w:numId w:val="3"/>
+        </w:numPr>
+        <w:spacing w:after="50" w:line="259"/>
+      </w:pPr>
+      <w:hyperlink w:history="1" r:id="rIddbm66ehvwb87acnqsmr8z">
+        <w:r>
+          <w:rPr>
+            <w:rFonts w:ascii="Calibri" w:cs="Calibri" w:eastAsia="Calibri" w:hAnsi="Calibri"/>
+            <w:color w:val="1A4D8F"/>
+            <w:sz w:val="21"/>
+            <w:szCs w:val="21"/>
+            <w:u w:val="single"/>
+          </w:rPr>
+          <w:t xml:space="preserve">Indeed - training-related reviews</w:t>
+        </w:r>
+      </w:hyperlink>
+      <w:r>
+        <w:rPr>
+          <w:rFonts w:ascii="Calibri" w:cs="Calibri" w:eastAsia="Calibri" w:hAnsi="Calibri"/>
+          <w:color w:val="777777"/>
+          <w:sz w:val="17"/>
+          <w:szCs w:val="17"/>
+        </w:rPr>
+        <w:t xml:space="preserve">  https://www.indeed.com/cmp/A1-Garage-Door-Service-LLC/reviews?ftext=training</w:t>
+      </w:r>
+    </w:p>
+    <w:p>
+      <w:pPr>
+        <w:pStyle w:val="ListParagraph"/>
+        <w:numPr>
+          <w:ilvl w:val="0"/>
+          <w:numId w:val="3"/>
+        </w:numPr>
+        <w:spacing w:after="50" w:line="259"/>
+      </w:pPr>
+      <w:hyperlink w:history="1" r:id="rId2km8ltm2c9u5lpfskhnxn">
+        <w:r>
+          <w:rPr>
+            <w:rFonts w:ascii="Calibri" w:cs="Calibri" w:eastAsia="Calibri" w:hAnsi="Calibri"/>
+            <w:color w:val="1A4D8F"/>
+            <w:sz w:val="21"/>
+            <w:szCs w:val="21"/>
+            <w:u w:val="single"/>
+          </w:rPr>
+          <w:t xml:space="preserve">Great Place To Work - A1 certification page</w:t>
+        </w:r>
+      </w:hyperlink>
+      <w:r>
+        <w:rPr>
+          <w:rFonts w:ascii="Calibri" w:cs="Calibri" w:eastAsia="Calibri" w:hAnsi="Calibri"/>
+          <w:color w:val="777777"/>
+          <w:sz w:val="17"/>
+          <w:szCs w:val="17"/>
+        </w:rPr>
+        <w:t xml:space="preserve">  https://www.greatplacetowork.com/certified-company/7090991</w:t>
+      </w:r>
+    </w:p>
+    <w:p>
+      <w:pPr>
+        <w:pStyle w:val="ListParagraph"/>
+        <w:numPr>
+          <w:ilvl w:val="0"/>
+          <w:numId w:val="3"/>
+        </w:numPr>
+        <w:spacing w:after="50" w:line="259"/>
+      </w:pPr>
+      <w:hyperlink w:history="1" r:id="rIdep_loaqlgiusa6ols3rag">
+        <w:r>
+          <w:rPr>
+            <w:rFonts w:ascii="Calibri" w:cs="Calibri" w:eastAsia="Calibri" w:hAnsi="Calibri"/>
+            <w:color w:val="1A4D8F"/>
+            <w:sz w:val="21"/>
+            <w:szCs w:val="21"/>
+            <w:u w:val="single"/>
+          </w:rPr>
+          <w:t xml:space="preserve">AZ Big Media - Most Admired Companies of 2026: A1</w:t>
+        </w:r>
+      </w:hyperlink>
+      <w:r>
+        <w:rPr>
+          <w:rFonts w:ascii="Calibri" w:cs="Calibri" w:eastAsia="Calibri" w:hAnsi="Calibri"/>
+          <w:color w:val="777777"/>
+          <w:sz w:val="17"/>
+          <w:szCs w:val="17"/>
+        </w:rPr>
+        <w:t xml:space="preserve">  https://azbigmedia.com/business/most-admired-companies-of-2026/most-admired-companies-of-2026-a1-garage-door-service/</w:t>
+      </w:r>
+    </w:p>
+    <w:p>
+      <w:pPr>
+        <w:pStyle w:val="ListParagraph"/>
+        <w:numPr>
+          <w:ilvl w:val="0"/>
+          <w:numId w:val="3"/>
+        </w:numPr>
+        <w:spacing w:after="50" w:line="259"/>
+      </w:pPr>
+      <w:hyperlink w:history="1" r:id="rId3_w91avvnpabnkfiiwwlf">
+        <w:r>
+          <w:rPr>
+            <w:rFonts w:ascii="Calibri" w:cs="Calibri" w:eastAsia="Calibri" w:hAnsi="Calibri"/>
+            <w:color w:val="1A4D8F"/>
+            <w:sz w:val="21"/>
+            <w:szCs w:val="21"/>
+            <w:u w:val="single"/>
+          </w:rPr>
+          <w:t xml:space="preserve">Cortec Group - growth capital partnership with A1</w:t>
+        </w:r>
+      </w:hyperlink>
+      <w:r>
+        <w:rPr>
+          <w:rFonts w:ascii="Calibri" w:cs="Calibri" w:eastAsia="Calibri" w:hAnsi="Calibri"/>
+          <w:color w:val="777777"/>
+          <w:sz w:val="17"/>
+          <w:szCs w:val="17"/>
+        </w:rPr>
+        <w:t xml:space="preserve">  https://cortecgroup.com/cortec-group-announces-growth-capital-partnership-with-a1-garage/</w:t>
+      </w:r>
+    </w:p>
+    <w:p>
+      <w:pPr>
+        <w:pStyle w:val="ListParagraph"/>
+        <w:numPr>
+          <w:ilvl w:val="0"/>
+          <w:numId w:val="3"/>
+        </w:numPr>
+        <w:spacing w:after="50" w:line="259"/>
+      </w:pPr>
+      <w:hyperlink w:history="1" r:id="rIdsr_tvwtsgmqffxaftam1w">
+        <w:r>
+          <w:rPr>
+            <w:rFonts w:ascii="Calibri" w:cs="Calibri" w:eastAsia="Calibri" w:hAnsi="Calibri"/>
+            <w:color w:val="1A4D8F"/>
+            <w:sz w:val="21"/>
+            <w:szCs w:val="21"/>
+            <w:u w:val="single"/>
+          </w:rPr>
+          <w:t xml:space="preserve">Cortec Group - A1 company profile</w:t>
+        </w:r>
+      </w:hyperlink>
+      <w:r>
+        <w:rPr>
+          <w:rFonts w:ascii="Calibri" w:cs="Calibri" w:eastAsia="Calibri" w:hAnsi="Calibri"/>
+          <w:color w:val="777777"/>
+          <w:sz w:val="17"/>
+          <w:szCs w:val="17"/>
+        </w:rPr>
+        <w:t xml:space="preserve">  https://cortecgroup.com/company/a1-garage-door-service/</w:t>
+      </w:r>
+    </w:p>
+    <w:p>
+      <w:pPr>
+        <w:pStyle w:val="ListParagraph"/>
+        <w:numPr>
+          <w:ilvl w:val="0"/>
+          <w:numId w:val="3"/>
+        </w:numPr>
+        <w:spacing w:after="50" w:line="259"/>
+      </w:pPr>
+      <w:hyperlink w:history="1" r:id="rIdidtpynrnpgn9pmcmpygkz">
+        <w:r>
+          <w:rPr>
+            <w:rFonts w:ascii="Calibri" w:cs="Calibri" w:eastAsia="Calibri" w:hAnsi="Calibri"/>
+            <w:color w:val="1A4D8F"/>
+            <w:sz w:val="21"/>
+            <w:szCs w:val="21"/>
+            <w:u w:val="single"/>
+          </w:rPr>
+          <w:t xml:space="preserve">Pulse 2.0 - KKR reportedly to acquire A1 for about $2B</w:t>
+        </w:r>
+      </w:hyperlink>
+      <w:r>
+        <w:rPr>
+          <w:rFonts w:ascii="Calibri" w:cs="Calibri" w:eastAsia="Calibri" w:hAnsi="Calibri"/>
+          <w:color w:val="777777"/>
+          <w:sz w:val="17"/>
+          <w:szCs w:val="17"/>
+        </w:rPr>
+        <w:t xml:space="preserve">  https://pulse2.com/kkr-to-reportedly-acquire-a1-garage-door-service-for-around-2-billion/</w:t>
+      </w:r>
+    </w:p>
+    <w:p>
+      <w:pPr>
+        <w:pStyle w:val="ListParagraph"/>
+        <w:numPr>
+          <w:ilvl w:val="0"/>
+          <w:numId w:val="3"/>
+        </w:numPr>
+        <w:spacing w:after="50" w:line="259"/>
+      </w:pPr>
+      <w:hyperlink w:history="1" r:id="rIdss-tmcqoskgofvaonfgmw">
+        <w:r>
+          <w:rPr>
+            <w:rFonts w:ascii="Calibri" w:cs="Calibri" w:eastAsia="Calibri" w:hAnsi="Calibri"/>
+            <w:color w:val="1A4D8F"/>
+            <w:sz w:val="21"/>
+            <w:szCs w:val="21"/>
+            <w:u w:val="single"/>
+          </w:rPr>
+          <w:t xml:space="preserve">Tradingpedia - KKR garage door deal (Sept 2, 2026)</w:t>
+        </w:r>
+      </w:hyperlink>
+      <w:r>
+        <w:rPr>
+          <w:rFonts w:ascii="Calibri" w:cs="Calibri" w:eastAsia="Calibri" w:hAnsi="Calibri"/>
+          <w:color w:val="777777"/>
+          <w:sz w:val="17"/>
+          <w:szCs w:val="17"/>
+        </w:rPr>
+        <w:t xml:space="preserve">  https://www.tradingpedia.com/2026/09/02/kkr-targets-home-services-expansion-with-garage-door-deal/</w:t>
+      </w:r>
+    </w:p>
+    <w:p>
+      <w:pPr>
+        <w:pStyle w:val="ListParagraph"/>
+        <w:numPr>
+          <w:ilvl w:val="0"/>
+          <w:numId w:val="3"/>
+        </w:numPr>
+        <w:spacing w:after="50" w:line="259"/>
+      </w:pPr>
+      <w:hyperlink w:history="1" r:id="rIdn5uvmwakbt3pfpi6420jv">
+        <w:r>
+          <w:rPr>
+            <w:rFonts w:ascii="Calibri" w:cs="Calibri" w:eastAsia="Calibri" w:hAnsi="Calibri"/>
+            <w:color w:val="1A4D8F"/>
+            <w:sz w:val="21"/>
+            <w:szCs w:val="21"/>
+            <w:u w:val="single"/>
+          </w:rPr>
+          <w:t xml:space="preserve">ServiceTitan podcast - Tommy Mello interview</w:t>
+        </w:r>
+      </w:hyperlink>
+      <w:r>
+        <w:rPr>
+          <w:rFonts w:ascii="Calibri" w:cs="Calibri" w:eastAsia="Calibri" w:hAnsi="Calibri"/>
+          <w:color w:val="777777"/>
+          <w:sz w:val="17"/>
+          <w:szCs w:val="17"/>
+        </w:rPr>
+        <w:t xml:space="preserve">  https://servicetitan.com/podcast/tommy-mello-interview-2</w:t>
+      </w:r>
+    </w:p>
+    <w:p>
+      <w:pPr>
+        <w:pStyle w:val="ListParagraph"/>
+        <w:numPr>
+          <w:ilvl w:val="0"/>
+          <w:numId w:val="3"/>
+        </w:numPr>
+        <w:spacing w:after="50" w:line="259"/>
+      </w:pPr>
+      <w:hyperlink w:history="1" r:id="rId97hyqxpp8b1cgztuxdvyp">
+        <w:r>
+          <w:rPr>
+            <w:rFonts w:ascii="Calibri" w:cs="Calibri" w:eastAsia="Calibri" w:hAnsi="Calibri"/>
+            <w:color w:val="1A4D8F"/>
+            <w:sz w:val="21"/>
+            <w:szCs w:val="21"/>
+            <w:u w:val="single"/>
+          </w:rPr>
+          <w:t xml:space="preserve">A1 - Tommy Mello bio</w:t>
+        </w:r>
+      </w:hyperlink>
+      <w:r>
+        <w:rPr>
+          <w:rFonts w:ascii="Calibri" w:cs="Calibri" w:eastAsia="Calibri" w:hAnsi="Calibri"/>
+          <w:color w:val="777777"/>
+          <w:sz w:val="17"/>
+          <w:szCs w:val="17"/>
+        </w:rPr>
+        <w:t xml:space="preserve">  https://a1garage.com/tommy-mello-bio/</w:t>
+      </w:r>
+    </w:p>
+    <w:p>
+      <w:pPr>
+        <w:pStyle w:val="ListParagraph"/>
+        <w:numPr>
+          <w:ilvl w:val="0"/>
+          <w:numId w:val="3"/>
+        </w:numPr>
+        <w:spacing w:after="50" w:line="259"/>
+      </w:pPr>
+      <w:hyperlink w:history="1" r:id="rId0yyuulghab7rhgtnjuhn9">
+        <w:r>
+          <w:rPr>
+            <w:rFonts w:ascii="Calibri" w:cs="Calibri" w:eastAsia="Calibri" w:hAnsi="Calibri"/>
+            <w:color w:val="1A4D8F"/>
+            <w:sz w:val="21"/>
+            <w:szCs w:val="21"/>
+            <w:u w:val="single"/>
+          </w:rPr>
+          <w:t xml:space="preserve">MigrateMate - Creative jobs in Arizona (A1 in-house creative listing)</w:t>
+        </w:r>
+      </w:hyperlink>
+      <w:r>
+        <w:rPr>
+          <w:rFonts w:ascii="Calibri" w:cs="Calibri" w:eastAsia="Calibri" w:hAnsi="Calibri"/>
+          <w:color w:val="777777"/>
+          <w:sz w:val="17"/>
+          <w:szCs w:val="17"/>
+        </w:rPr>
+        <w:t xml:space="preserve">  https://migratemate.co/creative-jobs/arizona</w:t>
+      </w:r>
+    </w:p>
+    <w:p>
+      <w:pPr>
+        <w:pStyle w:val="ListParagraph"/>
+        <w:numPr>
+          <w:ilvl w:val="0"/>
+          <w:numId w:val="3"/>
+        </w:numPr>
+        <w:spacing w:after="50" w:line="259"/>
+      </w:pPr>
+      <w:hyperlink w:history="1" r:id="rIdkv3p-40e4p7ay76y29al7">
+        <w:r>
+          <w:rPr>
+            <w:rFonts w:ascii="Calibri" w:cs="Calibri" w:eastAsia="Calibri" w:hAnsi="Calibri"/>
+            <w:color w:val="1A4D8F"/>
+            <w:sz w:val="21"/>
+            <w:szCs w:val="21"/>
+            <w:u w:val="single"/>
+          </w:rPr>
+          <w:t xml:space="preserve">DiversityEmployment - Marketing Manager: Acquisitions &amp; Greenfields</w:t>
+        </w:r>
+      </w:hyperlink>
+      <w:r>
+        <w:rPr>
+          <w:rFonts w:ascii="Calibri" w:cs="Calibri" w:eastAsia="Calibri" w:hAnsi="Calibri"/>
+          <w:color w:val="777777"/>
+          <w:sz w:val="17"/>
+          <w:szCs w:val="17"/>
+        </w:rPr>
+        <w:t xml:space="preserve">  https://diversityemployment.com/job/marketing-manager-acquisitions-greenfields</w:t>
+      </w:r>
+    </w:p>
+    <w:p>
+      <w:pPr>
+        <w:pStyle w:val="ListParagraph"/>
+        <w:numPr>
+          <w:ilvl w:val="0"/>
+          <w:numId w:val="3"/>
+        </w:numPr>
+        <w:spacing w:after="50" w:line="259"/>
+      </w:pPr>
+      <w:hyperlink w:history="1" r:id="rIdw5eqqgwrfeflwagito3r7">
+        <w:r>
+          <w:rPr>
+            <w:rFonts w:ascii="Calibri" w:cs="Calibri" w:eastAsia="Calibri" w:hAnsi="Calibri"/>
+            <w:color w:val="1A4D8F"/>
+            <w:sz w:val="21"/>
+            <w:szCs w:val="21"/>
+            <w:u w:val="single"/>
+          </w:rPr>
+          <w:t xml:space="preserve">Bitscale - A1 company directory estimate</w:t>
+        </w:r>
+      </w:hyperlink>
+      <w:r>
+        <w:rPr>
+          <w:rFonts w:ascii="Calibri" w:cs="Calibri" w:eastAsia="Calibri" w:hAnsi="Calibri"/>
+          <w:color w:val="777777"/>
+          <w:sz w:val="17"/>
+          <w:szCs w:val="17"/>
+        </w:rPr>
+        <w:t xml:space="preserve">  https://bitscale.ai/directory/a1-garage-door-service</w:t>
       </w:r>
     </w:p>
     <w:sectPr>
